--- a/curriculos/Curriculo 115-03/microcurriculos/I SEMESTRE/1155106_Microcurriciulo_Comunicacion_I.docx
+++ b/curriculos/Curriculo 115-03/microcurriculos/I SEMESTRE/1155106_Microcurriciulo_Comunicacion_I.docx
@@ -620,7 +620,7 @@
                 <w:szCs w:val="16"/>
                 <w:rtl w:val="0"/>
               </w:rPr>
-              <w:t xml:space="preserve">Primero</w:t>
+              <w:t xml:space="preserve">I</w:t>
             </w:r>
           </w:p>
         </w:tc>
@@ -2164,7 +2164,7 @@
                 <w:szCs w:val="16"/>
                 <w:rtl w:val="0"/>
               </w:rPr>
-              <w:t xml:space="preserve">1155106-B</w:t>
+              <w:t xml:space="preserve"/>
             </w:r>
           </w:p>
         </w:tc>
@@ -2189,7 +2189,7 @@
                 <w:szCs w:val="16"/>
                 <w:rtl w:val="0"/>
               </w:rPr>
-              <w:t xml:space="preserve">Comunicación I</w:t>
+              <w:t xml:space="preserve"/>
             </w:r>
           </w:p>
         </w:tc>
